--- a/pr-preview/pr-28/chapters/reproducible-environments-tracked-changes.docx
+++ b/pr-preview/pr-28/chapters/reproducible-environments-tracked-changes.docx
@@ -16,7 +16,7 @@
       </w:pPr>
       <w:del w:id="1" w:author="PR Preview" w:date="2026-01-01T00:00:00Z">
         <w:r>
-          <w:delText xml:space="preserve">Last modified: 2026-10-12 21:28:22 (PDT)</w:delText>
+          <w:delText xml:space="preserve">Last modified: 2026-10-14 01:49:27 (PDT)</w:delText>
         </w:r>
       </w:del>
     </w:p>
@@ -26,7 +26,7 @@
       </w:pPr>
       <w:ins w:id="2" w:author="PR Preview" w:date="2026-01-01T00:00:00Z">
         <w:r>
-          <w:t xml:space="preserve">Last modified: 2026-10-14 01:44:13 (PDT)</w:t>
+          <w:t xml:space="preserve">Last modified: 2026-10-14 01:53:35 (PDT)</w:t>
         </w:r>
       </w:ins>
     </w:p>

--- a/pr-preview/pr-28/chapters/reproducible-environments-tracked-changes.docx
+++ b/pr-preview/pr-28/chapters/reproducible-environments-tracked-changes.docx
@@ -16,7 +16,7 @@
       </w:pPr>
       <w:del w:id="1" w:author="PR Preview" w:date="2026-01-01T00:00:00Z">
         <w:r>
-          <w:delText xml:space="preserve">Last modified: 2026-10-14 01:49:27 (PDT)</w:delText>
+          <w:delText xml:space="preserve">Last modified: 2026-10-14 03:38:56 (PDT)</w:delText>
         </w:r>
       </w:del>
     </w:p>
@@ -26,7 +26,7 @@
       </w:pPr>
       <w:ins w:id="2" w:author="PR Preview" w:date="2026-01-01T00:00:00Z">
         <w:r>
-          <w:t xml:space="preserve">Last modified: 2026-10-14 01:53:35 (PDT)</w:t>
+          <w:t xml:space="preserve">Last modified: 2026-10-14 04:01:08 (PDT)</w:t>
         </w:r>
       </w:ins>
     </w:p>
@@ -850,61 +850,36 @@
           <w:numId w:val="1002"/>
         </w:numPr>
       </w:pPr>
-      <w:del w:id="3" w:author="PR Preview" w:date="2026-01-01T00:00:00Z">
-        <w:r>
-          <w:delText xml:space="preserve">Run</w:delText>
-        </w:r>
-      </w:del>
-      <w:del w:id="4" w:author="PR Preview" w:date="2026-01-01T00:00:00Z">
-        <w:r>
-          <w:delText xml:space="preserve"> </w:delText>
-        </w:r>
-      </w:del>
-      <w:del w:id="5" w:author="PR Preview" w:date="2026-01-01T00:00:00Z">
-        <w:r>
-          <w:rPr>
-            <w:rStyle w:val="VerbatimChar"/>
-          </w:rPr>
-          <w:delText xml:space="preserve">renv::restore()</w:delText>
-        </w:r>
-      </w:del>
-      <w:del w:id="6" w:author="PR Preview" w:date="2026-01-01T00:00:00Z">
-        <w:r>
-          <w:delText xml:space="preserve">. In our lab’s projects, this is often already found at the top of the config file, so you can just run scripts as is.</w:delText>
-        </w:r>
-      </w:del>
-    </w:p>
-    <w:p>
-      <w:pPr>
-        <w:pStyle w:val="Compact"/>
-        <w:numPr>
-          <w:ilvl w:val="0"/>
-          <w:numId w:val="1002"/>
-        </w:numPr>
-      </w:pPr>
-      <w:ins w:id="7" w:author="PR Preview" w:date="2026-01-01T00:00:00Z">
-        <w:r>
-          <w:t xml:space="preserve">Run</w:t>
-        </w:r>
-      </w:ins>
-      <w:ins w:id="8" w:author="PR Preview" w:date="2026-01-01T00:00:00Z">
-        <w:r>
-          <w:t xml:space="preserve"> </w:t>
-        </w:r>
-      </w:ins>
-      <w:ins w:id="9" w:author="PR Preview" w:date="2026-01-01T00:00:00Z">
-        <w:r>
-          <w:rPr>
-            <w:rStyle w:val="VerbatimChar"/>
-          </w:rPr>
-          <w:t xml:space="preserve">renv::restore()</w:t>
-        </w:r>
-      </w:ins>
-      <w:ins w:id="10" w:author="PR Preview" w:date="2026-01-01T00:00:00Z">
-        <w:r>
-          <w:t xml:space="preserve">. Many projects put this call at the top of the config file, so you can just run scripts as is.</w:t>
-        </w:r>
-      </w:ins>
+      <w:r>
+        <w:t xml:space="preserve">Run</w:t>
+      </w:r>
+      <w:r>
+        <w:t xml:space="preserve"> </w:t>
+      </w:r>
+      <w:r>
+        <w:rPr>
+          <w:rStyle w:val="VerbatimChar"/>
+        </w:rPr>
+        <w:t xml:space="preserve">renv::restore()</w:t>
+      </w:r>
+      <w:r>
+        <w:t xml:space="preserve">. Some projects call</w:t>
+      </w:r>
+      <w:r>
+        <w:t xml:space="preserve"> </w:t>
+      </w:r>
+      <w:r>
+        <w:rPr>
+          <w:rStyle w:val="VerbatimChar"/>
+        </w:rPr>
+        <w:t xml:space="preserve">renv::restore()</w:t>
+      </w:r>
+      <w:r>
+        <w:t xml:space="preserve"> </w:t>
+      </w:r>
+      <w:r>
+        <w:t xml:space="preserve">at the top of a setup or config script; if yours does, running that script restores the environment for you.</w:t>
+      </w:r>
     </w:p>
     <w:p>
       <w:pPr>

--- a/pr-preview/pr-28/chapters/reproducible-environments-tracked-changes.docx
+++ b/pr-preview/pr-28/chapters/reproducible-environments-tracked-changes.docx
@@ -16,7 +16,7 @@
       </w:pPr>
       <w:del w:id="1" w:author="PR Preview" w:date="2026-01-01T00:00:00Z">
         <w:r>
-          <w:delText xml:space="preserve">Last modified: 2026-10-14 03:38:56 (PDT)</w:delText>
+          <w:delText xml:space="preserve">Last modified: 2026-10-14 04:06:05 (PDT)</w:delText>
         </w:r>
       </w:del>
     </w:p>
@@ -26,7 +26,7 @@
       </w:pPr>
       <w:ins w:id="2" w:author="PR Preview" w:date="2026-01-01T00:00:00Z">
         <w:r>
-          <w:t xml:space="preserve">Last modified: 2026-10-14 04:01:08 (PDT)</w:t>
+          <w:t xml:space="preserve">Last modified: 2026-10-14 04:10:23 (PDT)</w:t>
         </w:r>
       </w:ins>
     </w:p>
